--- a/TAI_LIEU_HOAN_CHINH/02_Chuyen_de/CD1_chuyen_de_1.docx
+++ b/TAI_LIEU_HOAN_CHINH/02_Chuyen_de/CD1_chuyen_de_1.docx
@@ -21682,7 +21682,7 @@
     <w:name w:val="Normal"/>
     <w:qFormat/>
     <w:pPr>
-      <w:spacing w:line="360" w:lineRule="auto"/>
+      <w:spacing w:line="288" w:lineRule="auto"/>
       <w:jc w:val="both"/>
     </w:pPr>
     <w:rPr>
@@ -21696,7 +21696,7 @@
     <w:basedOn w:val="Normal"/>
     <w:link w:val="BodyTextChar"/>
     <w:pPr>
-      <w:spacing w:after="180" w:before="180" w:line="360" w:lineRule="auto"/>
+      <w:spacing w:after="180" w:before="180" w:line="288" w:lineRule="auto"/>
       <w:jc w:val="both"/>
     </w:pPr>
     <w:qFormat/>
@@ -21712,7 +21712,7 @@
     <w:next w:val="BodyText"/>
     <w:qFormat/>
     <w:pPr>
-      <w:spacing w:line="360" w:lineRule="auto"/>
+      <w:spacing w:line="288" w:lineRule="auto"/>
       <w:jc w:val="both"/>
     </w:pPr>
     <w:rPr>
@@ -21726,7 +21726,7 @@
     <w:basedOn w:val="BodyText"/>
     <w:qFormat/>
     <w:pPr>
-      <w:spacing w:after="36" w:before="36" w:line="360" w:lineRule="auto"/>
+      <w:spacing w:after="36" w:before="36" w:line="288" w:lineRule="auto"/>
       <w:jc w:val="both"/>
     </w:pPr>
     <w:rPr>
@@ -21743,7 +21743,7 @@
     <w:pPr>
       <w:keepNext/>
       <w:keepLines/>
-      <w:spacing w:after="240" w:before="480" w:line="360" w:lineRule="auto"/>
+      <w:spacing w:after="240" w:before="480" w:line="288" w:lineRule="auto"/>
       <w:jc w:val="both"/>
     </w:pPr>
     <w:rPr>
@@ -21763,7 +21763,7 @@
     <w:pPr>
       <w:keepNext/>
       <w:keepLines/>
-      <w:spacing w:after="240" w:before="240" w:line="360" w:lineRule="auto"/>
+      <w:spacing w:after="240" w:before="240" w:line="288" w:lineRule="auto"/>
       <w:jc w:val="both"/>
     </w:pPr>
     <w:rPr>
@@ -21780,7 +21780,7 @@
     <w:pPr>
       <w:keepNext/>
       <w:keepLines/>
-      <w:spacing w:line="360" w:lineRule="auto"/>
+      <w:spacing w:line="288" w:lineRule="auto"/>
       <w:jc w:val="both"/>
     </w:pPr>
     <w:rPr>
@@ -21796,7 +21796,7 @@
     <w:pPr>
       <w:keepNext/>
       <w:keepLines/>
-      <w:spacing w:line="360" w:lineRule="auto"/>
+      <w:spacing w:line="288" w:lineRule="auto"/>
       <w:jc w:val="both"/>
     </w:pPr>
     <w:rPr>
@@ -21814,7 +21814,7 @@
       <w:keepNext/>
       <w:keepLines/>
       <w:jc w:val="both"/>
-      <w:spacing w:after="0" w:before="300" w:line="360" w:lineRule="auto"/>
+      <w:spacing w:after="0" w:before="300" w:line="288" w:lineRule="auto"/>
     </w:pPr>
     <w:rPr>
       <w:color w:val="000000"/>
@@ -21832,7 +21832,7 @@
     <w:pPr>
       <w:keepNext/>
       <w:keepLines/>
-      <w:spacing w:after="300" w:before="100" w:line="360" w:lineRule="auto"/>
+      <w:spacing w:after="300" w:before="100" w:line="288" w:lineRule="auto"/>
       <w:jc w:val="both"/>
     </w:pPr>
     <w:rPr>
@@ -21848,7 +21848,7 @@
     <w:next w:val="Bibliography"/>
     <w:qFormat/>
     <w:pPr>
-      <w:spacing w:line="360" w:lineRule="auto"/>
+      <w:spacing w:line="288" w:lineRule="auto"/>
       <w:jc w:val="both"/>
     </w:pPr>
     <w:rPr>
@@ -21866,7 +21866,7 @@
     <w:pPr>
       <w:keepNext/>
       <w:keepLines/>
-      <w:spacing w:after="0" w:before="480" w:line="360" w:lineRule="auto"/>
+      <w:spacing w:after="0" w:before="480" w:line="288" w:lineRule="auto"/>
       <w:jc w:val="both"/>
       <w:outlineLvl w:val="0"/>
     </w:pPr>
@@ -21889,7 +21889,7 @@
     <w:pPr>
       <w:keepNext/>
       <w:keepLines/>
-      <w:spacing w:after="0" w:before="200" w:line="360" w:lineRule="auto"/>
+      <w:spacing w:after="0" w:before="200" w:line="288" w:lineRule="auto"/>
       <w:jc w:val="both"/>
       <w:outlineLvl w:val="1"/>
     </w:pPr>
@@ -21912,7 +21912,7 @@
     <w:pPr>
       <w:keepNext/>
       <w:keepLines/>
-      <w:spacing w:after="0" w:before="200" w:line="360" w:lineRule="auto"/>
+      <w:spacing w:after="0" w:before="200" w:line="288" w:lineRule="auto"/>
       <w:jc w:val="both"/>
       <w:outlineLvl w:val="2"/>
     </w:pPr>
@@ -21935,7 +21935,7 @@
     <w:pPr>
       <w:keepNext/>
       <w:keepLines/>
-      <w:spacing w:after="0" w:before="200" w:line="360" w:lineRule="auto"/>
+      <w:spacing w:after="0" w:before="200" w:line="288" w:lineRule="auto"/>
       <w:jc w:val="both"/>
       <w:outlineLvl w:val="3"/>
     </w:pPr>
@@ -21958,7 +21958,7 @@
     <w:pPr>
       <w:keepNext/>
       <w:keepLines/>
-      <w:spacing w:after="0" w:before="200" w:line="360" w:lineRule="auto"/>
+      <w:spacing w:after="0" w:before="200" w:line="288" w:lineRule="auto"/>
       <w:jc w:val="both"/>
       <w:outlineLvl w:val="4"/>
     </w:pPr>
@@ -21980,7 +21980,7 @@
     <w:pPr>
       <w:keepNext/>
       <w:keepLines/>
-      <w:spacing w:after="0" w:before="200" w:line="360" w:lineRule="auto"/>
+      <w:spacing w:after="0" w:before="200" w:line="288" w:lineRule="auto"/>
       <w:jc w:val="both"/>
       <w:outlineLvl w:val="5"/>
     </w:pPr>
@@ -22001,7 +22001,7 @@
     <w:pPr>
       <w:keepNext/>
       <w:keepLines/>
-      <w:spacing w:after="0" w:before="200" w:line="360" w:lineRule="auto"/>
+      <w:spacing w:after="0" w:before="200" w:line="288" w:lineRule="auto"/>
       <w:jc w:val="both"/>
       <w:outlineLvl w:val="6"/>
     </w:pPr>
@@ -22022,7 +22022,7 @@
     <w:pPr>
       <w:keepNext/>
       <w:keepLines/>
-      <w:spacing w:after="0" w:before="200" w:line="360" w:lineRule="auto"/>
+      <w:spacing w:after="0" w:before="200" w:line="288" w:lineRule="auto"/>
       <w:jc w:val="both"/>
       <w:outlineLvl w:val="7"/>
     </w:pPr>
@@ -22043,7 +22043,7 @@
     <w:pPr>
       <w:keepNext/>
       <w:keepLines/>
-      <w:spacing w:after="0" w:before="200" w:line="360" w:lineRule="auto"/>
+      <w:spacing w:after="0" w:before="200" w:line="288" w:lineRule="auto"/>
       <w:jc w:val="both"/>
       <w:outlineLvl w:val="8"/>
     </w:pPr>
@@ -22062,7 +22062,7 @@
     <w:unhideWhenUsed/>
     <w:qFormat/>
     <w:pPr>
-      <w:spacing w:after="100" w:before="100" w:line="360" w:lineRule="auto"/>
+      <w:spacing w:after="100" w:before="100" w:line="288" w:lineRule="auto"/>
       <w:ind w:firstLine="0" w:left="480" w:right="480"/>
       <w:jc w:val="both"/>
     </w:pPr>
@@ -22080,7 +22080,7 @@
     <w:unhideWhenUsed/>
     <w:qFormat/>
     <w:pPr>
-      <w:spacing w:line="360" w:lineRule="auto"/>
+      <w:spacing w:line="288" w:lineRule="auto"/>
       <w:jc w:val="both"/>
     </w:pPr>
     <w:rPr>
@@ -22106,7 +22106,7 @@
     <w:unhideWhenUsed/>
     <w:qFormat/>
     <w:pPr>
-      <w:spacing w:line="360" w:lineRule="auto"/>
+      <w:spacing w:line="288" w:lineRule="auto"/>
       <w:jc w:val="both"/>
     </w:pPr>
     <w:rPr>
@@ -22146,7 +22146,7 @@
     <w:pPr>
       <w:keepNext/>
       <w:keepLines/>
-      <w:spacing w:after="0" w:line="360" w:lineRule="auto"/>
+      <w:spacing w:after="0" w:line="288" w:lineRule="auto"/>
       <w:jc w:val="both"/>
     </w:pPr>
     <w:rPr>
@@ -22160,7 +22160,7 @@
     <w:name w:val="Definition"/>
     <w:basedOn w:val="Normal"/>
     <w:pPr>
-      <w:spacing w:line="360" w:lineRule="auto"/>
+      <w:spacing w:line="288" w:lineRule="auto"/>
       <w:jc w:val="both"/>
     </w:pPr>
     <w:rPr>
@@ -22174,7 +22174,7 @@
     <w:basedOn w:val="Normal"/>
     <w:link w:val="BodyTextChar"/>
     <w:pPr>
-      <w:spacing w:after="120" w:before="0" w:line="360" w:lineRule="auto"/>
+      <w:spacing w:after="120" w:before="0" w:line="288" w:lineRule="auto"/>
       <w:jc w:val="both"/>
     </w:pPr>
     <w:rPr>
@@ -22189,7 +22189,7 @@
     <w:basedOn w:val="Caption"/>
     <w:pPr>
       <w:keepNext/>
-      <w:spacing w:line="360" w:lineRule="auto"/>
+      <w:spacing w:line="288" w:lineRule="auto"/>
       <w:jc w:val="both"/>
     </w:pPr>
     <w:rPr>
@@ -22202,7 +22202,7 @@
     <w:name w:val="Image Caption"/>
     <w:basedOn w:val="Caption"/>
     <w:pPr>
-      <w:spacing w:line="360" w:lineRule="auto"/>
+      <w:spacing w:line="288" w:lineRule="auto"/>
       <w:jc w:val="both"/>
     </w:pPr>
     <w:rPr>
@@ -22215,7 +22215,7 @@
     <w:name w:val="Figure"/>
     <w:basedOn w:val="Normal"/>
     <w:pPr>
-      <w:spacing w:line="360" w:lineRule="auto"/>
+      <w:spacing w:line="288" w:lineRule="auto"/>
       <w:jc w:val="both"/>
     </w:pPr>
     <w:rPr>
@@ -22229,7 +22229,7 @@
     <w:basedOn w:val="Figure"/>
     <w:pPr>
       <w:keepNext/>
-      <w:spacing w:line="360" w:lineRule="auto"/>
+      <w:spacing w:line="288" w:lineRule="auto"/>
       <w:jc w:val="both"/>
     </w:pPr>
     <w:rPr>
@@ -22293,7 +22293,7 @@
     <w:unhideWhenUsed/>
     <w:qFormat/>
     <w:pPr>
-      <w:spacing w:before="240" w:line="360" w:lineRule="auto"/>
+      <w:spacing w:before="240" w:line="288" w:lineRule="auto"/>
       <w:jc w:val="both"/>
       <w:outlineLvl w:val="9"/>
     </w:pPr>
